--- a/Output/tables-set-shading-output.docx
+++ b/Output/tables-set-shading-output.docx
@@ -23,7 +23,11 @@
               <w:right w:val="single" w:color="auto" w:sz="4" w:space="0"/>
             </w:tcBorders>
           </w:tcPr>
-          <w:p/>
+          <w:p>
+            <w:r>
+              <w:t>Apple</w:t>
+            </w:r>
+          </w:p>
         </w:tc>
         <w:tc>
           <w:tcPr>
@@ -35,7 +39,11 @@
               <w:right w:val="single" w:color="auto" w:sz="4" w:space="0"/>
             </w:tcBorders>
           </w:tcPr>
-          <w:p/>
+          <w:p>
+            <w:r>
+              <w:t>Banana</w:t>
+            </w:r>
+          </w:p>
         </w:tc>
         <w:tc>
           <w:tcPr>
@@ -47,7 +55,11 @@
               <w:right w:val="single" w:color="auto" w:sz="4" w:space="0"/>
             </w:tcBorders>
           </w:tcPr>
-          <w:p/>
+          <w:p>
+            <w:r>
+              <w:t>Mango</w:t>
+            </w:r>
+          </w:p>
         </w:tc>
       </w:tr>
       <w:tr>
@@ -61,7 +73,11 @@
               <w:right w:val="single" w:color="auto" w:sz="4" w:space="0"/>
             </w:tcBorders>
           </w:tcPr>
-          <w:p/>
+          <w:p>
+            <w:r>
+              <w:t>Orange</w:t>
+            </w:r>
+          </w:p>
         </w:tc>
         <w:tc>
           <w:tcPr>
@@ -73,7 +89,11 @@
               <w:right w:val="single" w:color="auto" w:sz="4" w:space="0"/>
             </w:tcBorders>
           </w:tcPr>
-          <w:p/>
+          <w:p>
+            <w:r>
+              <w:t>Grape</w:t>
+            </w:r>
+          </w:p>
         </w:tc>
         <w:tc>
           <w:tcPr>
@@ -85,7 +105,11 @@
               <w:right w:val="single" w:color="auto" w:sz="4" w:space="0"/>
             </w:tcBorders>
           </w:tcPr>
-          <w:p/>
+          <w:p>
+            <w:r>
+              <w:t>Kiwi</w:t>
+            </w:r>
+          </w:p>
         </w:tc>
       </w:tr>
       <w:tr>
@@ -99,7 +123,11 @@
               <w:right w:val="single" w:color="auto" w:sz="4" w:space="0"/>
             </w:tcBorders>
           </w:tcPr>
-          <w:p/>
+          <w:p>
+            <w:r>
+              <w:t>Papaya</w:t>
+            </w:r>
+          </w:p>
         </w:tc>
         <w:tc>
           <w:tcPr>
@@ -111,7 +139,11 @@
               <w:right w:val="single" w:color="auto" w:sz="4" w:space="0"/>
             </w:tcBorders>
           </w:tcPr>
-          <w:p/>
+          <w:p>
+            <w:r>
+              <w:t>Pear</w:t>
+            </w:r>
+          </w:p>
         </w:tc>
         <w:tc>
           <w:tcPr>
@@ -123,7 +155,11 @@
               <w:right w:val="single" w:color="auto" w:sz="4" w:space="0"/>
             </w:tcBorders>
           </w:tcPr>
-          <w:p/>
+          <w:p>
+            <w:r>
+              <w:t>Peach</w:t>
+            </w:r>
+          </w:p>
         </w:tc>
       </w:tr>
     </w:tbl>
